--- a/러시아 인권변호사/1부/1부_8화_크릴로프의_그림자.docx
+++ b/러시아 인권변호사/1부/1부_8화_크릴로프의_그림자.docx
@@ -309,6 +309,98 @@
           <w:i w:val="0"/>
           <w:sz w:val="22"/>
         </w:rPr>
+        <w:t xml:space="preserve">Быков: </w:t>
+      </w:r>
+      <w:r>
+        <w:rPr>
+          <w:rFonts w:ascii="Times New Roman" w:hAnsi="Times New Roman" w:eastAsia="Malgun Gothic"/>
+          <w:b w:val="0"/>
+          <w:i w:val="0"/>
+          <w:sz w:val="22"/>
+        </w:rPr>
+        <w:t>У бюро всё в порядке. Лицензия на стене, налоги уплачены, клиенты довольны. Кроме одного-двух заводов.</w:t>
+      </w:r>
+    </w:p>
+    <w:p>
+      <w:pPr>
+        <w:spacing w:before="0" w:after="110" w:line="300" w:lineRule="auto"/>
+      </w:pPr>
+      <w:r>
+        <w:rPr>
+          <w:rFonts w:ascii="Times New Roman" w:hAnsi="Times New Roman" w:eastAsia="Malgun Gothic"/>
+          <w:b/>
+          <w:i w:val="0"/>
+          <w:sz w:val="22"/>
+        </w:rPr>
+        <w:t xml:space="preserve">Агент 1: </w:t>
+      </w:r>
+      <w:r>
+        <w:rPr>
+          <w:rFonts w:ascii="Times New Roman" w:hAnsi="Times New Roman" w:eastAsia="Malgun Gothic"/>
+          <w:b w:val="0"/>
+          <w:i w:val="0"/>
+          <w:sz w:val="22"/>
+        </w:rPr>
+        <w:t>Заводы — тоже клиенты. В каком-то смысле.</w:t>
+      </w:r>
+    </w:p>
+    <w:p>
+      <w:pPr>
+        <w:spacing w:before="0" w:after="110" w:line="300" w:lineRule="auto"/>
+      </w:pPr>
+      <w:r>
+        <w:rPr>
+          <w:rFonts w:ascii="Times New Roman" w:hAnsi="Times New Roman" w:eastAsia="Malgun Gothic"/>
+          <w:b/>
+          <w:i w:val="0"/>
+          <w:sz w:val="22"/>
+        </w:rPr>
+        <w:t xml:space="preserve">Быков: </w:t>
+      </w:r>
+      <w:r>
+        <w:rPr>
+          <w:rFonts w:ascii="Times New Roman" w:hAnsi="Times New Roman" w:eastAsia="Malgun Gothic"/>
+          <w:b w:val="0"/>
+          <w:i w:val="0"/>
+          <w:sz w:val="22"/>
+        </w:rPr>
+        <w:t>В каком же?</w:t>
+      </w:r>
+    </w:p>
+    <w:p>
+      <w:pPr>
+        <w:spacing w:before="0" w:after="110" w:line="300" w:lineRule="auto"/>
+      </w:pPr>
+      <w:r>
+        <w:rPr>
+          <w:rFonts w:ascii="Times New Roman" w:hAnsi="Times New Roman" w:eastAsia="Malgun Gothic"/>
+          <w:b/>
+          <w:i w:val="0"/>
+          <w:sz w:val="22"/>
+        </w:rPr>
+        <w:t xml:space="preserve">Агент 1: </w:t>
+      </w:r>
+      <w:r>
+        <w:rPr>
+          <w:rFonts w:ascii="Times New Roman" w:hAnsi="Times New Roman" w:eastAsia="Malgun Gothic"/>
+          <w:b w:val="0"/>
+          <w:i w:val="0"/>
+          <w:sz w:val="22"/>
+        </w:rPr>
+        <w:t>В том, что их интересы тоже кто-то защищает, Виктор Петрович. Просто не вы.</w:t>
+      </w:r>
+    </w:p>
+    <w:p>
+      <w:pPr>
+        <w:spacing w:before="0" w:after="110" w:line="300" w:lineRule="auto"/>
+      </w:pPr>
+      <w:r>
+        <w:rPr>
+          <w:rFonts w:ascii="Times New Roman" w:hAnsi="Times New Roman" w:eastAsia="Malgun Gothic"/>
+          <w:b/>
+          <w:i w:val="0"/>
+          <w:sz w:val="22"/>
+        </w:rPr>
         <w:t xml:space="preserve">Лёша: </w:t>
       </w:r>
       <w:r>
@@ -602,6 +694,144 @@
     </w:p>
     <w:p>
       <w:pPr>
+        <w:spacing w:before="0" w:after="110" w:line="300" w:lineRule="auto"/>
+      </w:pPr>
+      <w:r>
+        <w:rPr>
+          <w:rFonts w:ascii="Times New Roman" w:hAnsi="Times New Roman" w:eastAsia="Malgun Gothic"/>
+          <w:b/>
+          <w:i w:val="0"/>
+          <w:sz w:val="22"/>
+        </w:rPr>
+        <w:t xml:space="preserve">Лёша: </w:t>
+      </w:r>
+      <w:r>
+        <w:rPr>
+          <w:rFonts w:ascii="Times New Roman" w:hAnsi="Times New Roman" w:eastAsia="Malgun Gothic"/>
+          <w:b w:val="0"/>
+          <w:i w:val="0"/>
+          <w:sz w:val="22"/>
+        </w:rPr>
+        <w:t>Он имел отношение к вашему исключению?</w:t>
+      </w:r>
+    </w:p>
+    <w:p>
+      <w:pPr>
+        <w:spacing w:before="0" w:after="110" w:line="300" w:lineRule="auto"/>
+      </w:pPr>
+      <w:r>
+        <w:rPr>
+          <w:rFonts w:ascii="Times New Roman" w:hAnsi="Times New Roman" w:eastAsia="Malgun Gothic"/>
+          <w:b/>
+          <w:i w:val="0"/>
+          <w:sz w:val="22"/>
+        </w:rPr>
+        <w:t xml:space="preserve">Быков: </w:t>
+      </w:r>
+      <w:r>
+        <w:rPr>
+          <w:rFonts w:ascii="Times New Roman" w:hAnsi="Times New Roman" w:eastAsia="Malgun Gothic"/>
+          <w:b w:val="0"/>
+          <w:i w:val="0"/>
+          <w:sz w:val="22"/>
+        </w:rPr>
+        <w:t>Самое прямое. Его рапорт лёг на стол коллегии раньше, чем я успел что-то возразить. Хороший рапорт, между прочим. Грамотный. Я его до сих пор помню почти наизусть.</w:t>
+      </w:r>
+    </w:p>
+    <w:p>
+      <w:pPr>
+        <w:spacing w:before="0" w:after="110" w:line="300" w:lineRule="auto"/>
+      </w:pPr>
+      <w:r>
+        <w:rPr>
+          <w:rFonts w:ascii="Times New Roman" w:hAnsi="Times New Roman" w:eastAsia="Malgun Gothic"/>
+          <w:b/>
+          <w:i w:val="0"/>
+          <w:sz w:val="22"/>
+        </w:rPr>
+        <w:t xml:space="preserve">Лёша: </w:t>
+      </w:r>
+      <w:r>
+        <w:rPr>
+          <w:rFonts w:ascii="Times New Roman" w:hAnsi="Times New Roman" w:eastAsia="Malgun Gothic"/>
+          <w:b w:val="0"/>
+          <w:i w:val="0"/>
+          <w:sz w:val="22"/>
+        </w:rPr>
+        <w:t>И вы молчали об этом все эти годы?</w:t>
+      </w:r>
+    </w:p>
+    <w:p>
+      <w:pPr>
+        <w:spacing w:before="0" w:after="110" w:line="300" w:lineRule="auto"/>
+      </w:pPr>
+      <w:r>
+        <w:rPr>
+          <w:rFonts w:ascii="Times New Roman" w:hAnsi="Times New Roman" w:eastAsia="Malgun Gothic"/>
+          <w:b/>
+          <w:i w:val="0"/>
+          <w:sz w:val="22"/>
+        </w:rPr>
+        <w:t xml:space="preserve">Быков: </w:t>
+      </w:r>
+      <w:r>
+        <w:rPr>
+          <w:rFonts w:ascii="Times New Roman" w:hAnsi="Times New Roman" w:eastAsia="Malgun Gothic"/>
+          <w:b w:val="0"/>
+          <w:i w:val="0"/>
+          <w:sz w:val="22"/>
+        </w:rPr>
+        <w:t>А что было говорить? Что в области есть человек, который когда-то испортил мне жизнь, а потом сделал карьеру? Таких историй в каждом городе по десятку, Алексей. Просто у этой — погоны.</w:t>
+      </w:r>
+    </w:p>
+    <w:p>
+      <w:pPr>
+        <w:spacing w:before="0" w:after="110" w:line="300" w:lineRule="auto"/>
+      </w:pPr>
+      <w:r>
+        <w:rPr>
+          <w:rFonts w:ascii="Times New Roman" w:hAnsi="Times New Roman" w:eastAsia="Malgun Gothic"/>
+          <w:b/>
+          <w:i w:val="0"/>
+          <w:sz w:val="22"/>
+        </w:rPr>
+        <w:t xml:space="preserve">Лёша: </w:t>
+      </w:r>
+      <w:r>
+        <w:rPr>
+          <w:rFonts w:ascii="Times New Roman" w:hAnsi="Times New Roman" w:eastAsia="Malgun Gothic"/>
+          <w:b w:val="0"/>
+          <w:i w:val="0"/>
+          <w:sz w:val="22"/>
+        </w:rPr>
+        <w:t>Что теперь будет?</w:t>
+      </w:r>
+    </w:p>
+    <w:p>
+      <w:pPr>
+        <w:spacing w:before="0" w:after="110" w:line="300" w:lineRule="auto"/>
+      </w:pPr>
+      <w:r>
+        <w:rPr>
+          <w:rFonts w:ascii="Times New Roman" w:hAnsi="Times New Roman" w:eastAsia="Malgun Gothic"/>
+          <w:b/>
+          <w:i w:val="0"/>
+          <w:sz w:val="22"/>
+        </w:rPr>
+        <w:t xml:space="preserve">Быков: </w:t>
+      </w:r>
+      <w:r>
+        <w:rPr>
+          <w:rFonts w:ascii="Times New Roman" w:hAnsi="Times New Roman" w:eastAsia="Malgun Gothic"/>
+          <w:b w:val="0"/>
+          <w:i w:val="0"/>
+          <w:sz w:val="22"/>
+        </w:rPr>
+        <w:t>Теперь будет ожидание. Такие визиты — как гром без дождя. Дождь приходит потом, когда ты уже снял плащ.</w:t>
+      </w:r>
+    </w:p>
+    <w:p>
+      <w:pPr>
         <w:keepNext/>
         <w:spacing w:before="320" w:after="140"/>
       </w:pPr>
@@ -751,6 +981,98 @@
           <w:i w:val="0"/>
           <w:sz w:val="22"/>
         </w:rPr>
+        <w:t>Что ещё они говорили? Вспомните каждое слово, это важно.</w:t>
+      </w:r>
+    </w:p>
+    <w:p>
+      <w:pPr>
+        <w:spacing w:before="0" w:after="110" w:line="300" w:lineRule="auto"/>
+      </w:pPr>
+      <w:r>
+        <w:rPr>
+          <w:rFonts w:ascii="Times New Roman" w:hAnsi="Times New Roman" w:eastAsia="Malgun Gothic"/>
+          <w:b/>
+          <w:i w:val="0"/>
+          <w:sz w:val="22"/>
+        </w:rPr>
+        <w:t xml:space="preserve">Семён: </w:t>
+      </w:r>
+      <w:r>
+        <w:rPr>
+          <w:rFonts w:ascii="Times New Roman" w:hAnsi="Times New Roman" w:eastAsia="Malgun Gothic"/>
+          <w:b w:val="0"/>
+          <w:i w:val="0"/>
+          <w:sz w:val="22"/>
+        </w:rPr>
+        <w:t>Один больше молчал, курил. А второй говорил мягко, по-отечески. Мол, Семён Иванович, вы человек заслуженный, зачем вам на старости лет суды. Подумайте о Гале.</w:t>
+      </w:r>
+    </w:p>
+    <w:p>
+      <w:pPr>
+        <w:spacing w:before="0" w:after="110" w:line="300" w:lineRule="auto"/>
+      </w:pPr>
+      <w:r>
+        <w:rPr>
+          <w:rFonts w:ascii="Times New Roman" w:hAnsi="Times New Roman" w:eastAsia="Malgun Gothic"/>
+          <w:b/>
+          <w:i w:val="0"/>
+          <w:sz w:val="22"/>
+        </w:rPr>
+        <w:t xml:space="preserve">Лёша: </w:t>
+      </w:r>
+      <w:r>
+        <w:rPr>
+          <w:rFonts w:ascii="Times New Roman" w:hAnsi="Times New Roman" w:eastAsia="Malgun Gothic"/>
+          <w:b w:val="0"/>
+          <w:i w:val="0"/>
+          <w:sz w:val="22"/>
+        </w:rPr>
+        <w:t>Прямо так, по имени?</w:t>
+      </w:r>
+    </w:p>
+    <w:p>
+      <w:pPr>
+        <w:spacing w:before="0" w:after="110" w:line="300" w:lineRule="auto"/>
+      </w:pPr>
+      <w:r>
+        <w:rPr>
+          <w:rFonts w:ascii="Times New Roman" w:hAnsi="Times New Roman" w:eastAsia="Malgun Gothic"/>
+          <w:b/>
+          <w:i w:val="0"/>
+          <w:sz w:val="22"/>
+        </w:rPr>
+        <w:t xml:space="preserve">Семён: </w:t>
+      </w:r>
+      <w:r>
+        <w:rPr>
+          <w:rFonts w:ascii="Times New Roman" w:hAnsi="Times New Roman" w:eastAsia="Malgun Gothic"/>
+          <w:b w:val="0"/>
+          <w:i w:val="0"/>
+          <w:sz w:val="22"/>
+        </w:rPr>
+        <w:t>По имени. Вот тогда мне и стало страшно по-настоящему.</w:t>
+      </w:r>
+    </w:p>
+    <w:p>
+      <w:pPr>
+        <w:spacing w:before="0" w:after="110" w:line="300" w:lineRule="auto"/>
+      </w:pPr>
+      <w:r>
+        <w:rPr>
+          <w:rFonts w:ascii="Times New Roman" w:hAnsi="Times New Roman" w:eastAsia="Malgun Gothic"/>
+          <w:b/>
+          <w:i w:val="0"/>
+          <w:sz w:val="22"/>
+        </w:rPr>
+        <w:t xml:space="preserve">Лёша: </w:t>
+      </w:r>
+      <w:r>
+        <w:rPr>
+          <w:rFonts w:ascii="Times New Roman" w:hAnsi="Times New Roman" w:eastAsia="Malgun Gothic"/>
+          <w:b w:val="0"/>
+          <w:i w:val="0"/>
+          <w:sz w:val="22"/>
+        </w:rPr>
         <w:t>Семён Иванович, вы всё ещё готовы дать показания?</w:t>
       </w:r>
     </w:p>
@@ -835,6 +1157,52 @@
     </w:p>
     <w:p>
       <w:pPr>
+        <w:spacing w:before="0" w:after="110" w:line="300" w:lineRule="auto"/>
+      </w:pPr>
+      <w:r>
+        <w:rPr>
+          <w:rFonts w:ascii="Times New Roman" w:hAnsi="Times New Roman" w:eastAsia="Malgun Gothic"/>
+          <w:b/>
+          <w:i w:val="0"/>
+          <w:sz w:val="22"/>
+        </w:rPr>
+        <w:t xml:space="preserve">Лёша: </w:t>
+      </w:r>
+      <w:r>
+        <w:rPr>
+          <w:rFonts w:ascii="Times New Roman" w:hAnsi="Times New Roman" w:eastAsia="Malgun Gothic"/>
+          <w:b w:val="0"/>
+          <w:i w:val="0"/>
+          <w:sz w:val="22"/>
+        </w:rPr>
+        <w:t>Я запишу всё, что вы рассказали, и подам жалобу. Без вашего имени, если хотите.</w:t>
+      </w:r>
+    </w:p>
+    <w:p>
+      <w:pPr>
+        <w:spacing w:before="0" w:after="110" w:line="300" w:lineRule="auto"/>
+      </w:pPr>
+      <w:r>
+        <w:rPr>
+          <w:rFonts w:ascii="Times New Roman" w:hAnsi="Times New Roman" w:eastAsia="Malgun Gothic"/>
+          <w:b/>
+          <w:i w:val="0"/>
+          <w:sz w:val="22"/>
+        </w:rPr>
+        <w:t xml:space="preserve">Семён: </w:t>
+      </w:r>
+      <w:r>
+        <w:rPr>
+          <w:rFonts w:ascii="Times New Roman" w:hAnsi="Times New Roman" w:eastAsia="Malgun Gothic"/>
+          <w:b w:val="0"/>
+          <w:i w:val="0"/>
+          <w:sz w:val="22"/>
+        </w:rPr>
+        <w:t>Пока без имени. Вот Галя скажет — тогда и с именем. Она у нас в семье по смелости главная.</w:t>
+      </w:r>
+    </w:p>
+    <w:p>
+      <w:pPr>
         <w:keepNext/>
         <w:spacing w:before="320" w:after="140"/>
       </w:pPr>
@@ -989,6 +1357,117 @@
     </w:p>
     <w:p>
       <w:pPr>
+        <w:spacing w:before="0" w:after="110" w:line="300" w:lineRule="auto"/>
+      </w:pPr>
+      <w:r>
+        <w:rPr>
+          <w:rFonts w:ascii="Times New Roman" w:hAnsi="Times New Roman" w:eastAsia="Malgun Gothic"/>
+          <w:b/>
+          <w:i w:val="0"/>
+          <w:sz w:val="22"/>
+        </w:rPr>
+        <w:t xml:space="preserve">Лёша: </w:t>
+      </w:r>
+      <w:r>
+        <w:rPr>
+          <w:rFonts w:ascii="Times New Roman" w:hAnsi="Times New Roman" w:eastAsia="Malgun Gothic"/>
+          <w:b w:val="0"/>
+          <w:i w:val="0"/>
+          <w:sz w:val="22"/>
+        </w:rPr>
+        <w:t>А если это ловушка? Пригласят на беседу, а выйдете вы оттуда уже с обвинением.</w:t>
+      </w:r>
+    </w:p>
+    <w:p>
+      <w:pPr>
+        <w:spacing w:before="0" w:after="110" w:line="300" w:lineRule="auto"/>
+      </w:pPr>
+      <w:r>
+        <w:rPr>
+          <w:rFonts w:ascii="Times New Roman" w:hAnsi="Times New Roman" w:eastAsia="Malgun Gothic"/>
+          <w:b/>
+          <w:i w:val="0"/>
+          <w:sz w:val="22"/>
+        </w:rPr>
+        <w:t xml:space="preserve">Быков: </w:t>
+      </w:r>
+      <w:r>
+        <w:rPr>
+          <w:rFonts w:ascii="Times New Roman" w:hAnsi="Times New Roman" w:eastAsia="Malgun Gothic"/>
+          <w:b w:val="0"/>
+          <w:i w:val="0"/>
+          <w:sz w:val="22"/>
+        </w:rPr>
+        <w:t>Если бы хотели обвинить, Алексей, не стали бы приглашать. Прислали бы тех двоих, только с другой бумагой.</w:t>
+      </w:r>
+    </w:p>
+    <w:p>
+      <w:pPr>
+        <w:spacing w:before="0" w:after="110" w:line="300" w:lineRule="auto"/>
+      </w:pPr>
+      <w:r>
+        <w:rPr>
+          <w:rFonts w:ascii="Times New Roman" w:hAnsi="Times New Roman" w:eastAsia="Malgun Gothic"/>
+          <w:b/>
+          <w:i w:val="0"/>
+          <w:sz w:val="22"/>
+        </w:rPr>
+        <w:t xml:space="preserve">Лёша: </w:t>
+      </w:r>
+      <w:r>
+        <w:rPr>
+          <w:rFonts w:ascii="Times New Roman" w:hAnsi="Times New Roman" w:eastAsia="Malgun Gothic"/>
+          <w:b w:val="0"/>
+          <w:i w:val="0"/>
+          <w:sz w:val="22"/>
+        </w:rPr>
+        <w:t>Тогда хотя бы позвоните мне, как выйдете. Сразу.</w:t>
+      </w:r>
+    </w:p>
+    <w:p>
+      <w:pPr>
+        <w:spacing w:before="0" w:after="110" w:line="300" w:lineRule="auto"/>
+      </w:pPr>
+      <w:r>
+        <w:rPr>
+          <w:rFonts w:ascii="Times New Roman" w:hAnsi="Times New Roman" w:eastAsia="Malgun Gothic"/>
+          <w:b/>
+          <w:i w:val="0"/>
+          <w:sz w:val="22"/>
+        </w:rPr>
+        <w:t xml:space="preserve">Быков: </w:t>
+      </w:r>
+      <w:r>
+        <w:rPr>
+          <w:rFonts w:ascii="Times New Roman" w:hAnsi="Times New Roman" w:eastAsia="Malgun Gothic"/>
+          <w:b w:val="0"/>
+          <w:i w:val="0"/>
+          <w:sz w:val="22"/>
+        </w:rPr>
+        <w:t xml:space="preserve">Позвоню. </w:t>
+      </w:r>
+      <w:r>
+        <w:rPr>
+          <w:rFonts w:ascii="Times New Roman" w:hAnsi="Times New Roman" w:eastAsia="Malgun Gothic"/>
+          <w:b w:val="0"/>
+          <w:i/>
+          <w:color w:val="555555"/>
+          <w:sz w:val="22"/>
+        </w:rPr>
+        <w:t>(улыбается)</w:t>
+      </w:r>
+      <w:r>
+        <w:rPr>
+          <w:rFonts w:ascii="Times New Roman" w:hAnsi="Times New Roman" w:eastAsia="Malgun Gothic"/>
+          <w:b w:val="0"/>
+          <w:i w:val="0"/>
+          <w:sz w:val="22"/>
+        </w:rPr>
+        <w:t xml:space="preserve"> Ты сейчас говоришь как Зоя Петровна.</w:t>
+      </w:r>
+    </w:p>
+    <w:p>
+      <w:pPr>
         <w:keepNext/>
         <w:spacing w:before="320" w:after="140"/>
       </w:pPr>
@@ -1388,7 +1867,7 @@
           <w:i w:val="0"/>
           <w:sz w:val="22"/>
         </w:rPr>
-        <w:t>Вы мне угрожаете?</w:t>
+        <w:t>Друзья на самом верху были и у тех, кто строил плотину, Сергей Александрович. Плотине это не помогло.</w:t>
       </w:r>
     </w:p>
     <w:p>
@@ -1411,7 +1890,7 @@
           <w:i w:val="0"/>
           <w:sz w:val="22"/>
         </w:rPr>
-        <w:t>Я вас предупреждаю. Разница существенная. Уварова забрали, потому что за него некому было заступиться. За Орлова, полагаю, найдутся желающие.</w:t>
+        <w:t>Плотину, Виктор Петрович, давно отремонтировали. А вашего инженера, кроме вас, никто не помнит.</w:t>
       </w:r>
     </w:p>
     <w:p>
@@ -1434,53 +1913,7 @@
           <w:i w:val="0"/>
           <w:sz w:val="22"/>
         </w:rPr>
-        <w:t>Это угроза Алексею?</w:t>
-      </w:r>
-    </w:p>
-    <w:p>
-      <w:pPr>
-        <w:spacing w:before="0" w:after="110" w:line="300" w:lineRule="auto"/>
-      </w:pPr>
-      <w:r>
-        <w:rPr>
-          <w:rFonts w:ascii="Times New Roman" w:hAnsi="Times New Roman" w:eastAsia="Malgun Gothic"/>
-          <w:b/>
-          <w:i w:val="0"/>
-          <w:sz w:val="22"/>
-        </w:rPr>
-        <w:t xml:space="preserve">Крылов: </w:t>
-      </w:r>
-      <w:r>
-        <w:rPr>
-          <w:rFonts w:ascii="Times New Roman" w:hAnsi="Times New Roman" w:eastAsia="Malgun Gothic"/>
-          <w:b w:val="0"/>
-          <w:i w:val="0"/>
-          <w:sz w:val="22"/>
-        </w:rPr>
-        <w:t>Это наблюдение о том, как устроен мир, Виктор Петрович. Ничего личного.</w:t>
-      </w:r>
-    </w:p>
-    <w:p>
-      <w:pPr>
-        <w:spacing w:before="0" w:after="110" w:line="300" w:lineRule="auto"/>
-      </w:pPr>
-      <w:r>
-        <w:rPr>
-          <w:rFonts w:ascii="Times New Roman" w:hAnsi="Times New Roman" w:eastAsia="Malgun Gothic"/>
-          <w:b/>
-          <w:i w:val="0"/>
-          <w:sz w:val="22"/>
-        </w:rPr>
-        <w:t xml:space="preserve">Быков: </w:t>
-      </w:r>
-      <w:r>
-        <w:rPr>
-          <w:rFonts w:ascii="Times New Roman" w:hAnsi="Times New Roman" w:eastAsia="Malgun Gothic"/>
-          <w:b w:val="0"/>
-          <w:i w:val="0"/>
-          <w:sz w:val="22"/>
-        </w:rPr>
-        <w:t>У вас всегда всё «ничего личного», Сергей Александрович. А потом люди умирают в СИЗО от «сердечной недостаточности».</w:t>
+        <w:t>Кроме меня — и кроме вас. Иначе вы бы не позвали меня сегодня.</w:t>
       </w:r>
     </w:p>
     <w:p>
@@ -1504,7 +1937,7 @@
           <w:color w:val="555555"/>
           <w:sz w:val="22"/>
         </w:rPr>
-        <w:t>(лицо каменеет)</w:t>
+        <w:t>(после паузы)</w:t>
       </w:r>
       <w:r>
         <w:rPr>
@@ -1513,7 +1946,7 @@
           <w:i w:val="0"/>
           <w:sz w:val="22"/>
         </w:rPr>
-        <w:t xml:space="preserve"> Будьте осторожны в формулировках, Виктор Петрович. Даже старая дружба имеет пределы.</w:t>
+        <w:t xml:space="preserve"> Я позвал вас не ради прошлого.</w:t>
       </w:r>
     </w:p>
     <w:p>
@@ -1536,7 +1969,7 @@
           <w:i w:val="0"/>
           <w:sz w:val="22"/>
         </w:rPr>
-        <w:t>Значит, между нами и правда была дружба?</w:t>
+        <w:t>Вы мне угрожаете?</w:t>
       </w:r>
     </w:p>
     <w:p>
@@ -1559,7 +1992,254 @@
           <w:i w:val="0"/>
           <w:sz w:val="22"/>
         </w:rPr>
+        <w:t>Я вас предупреждаю. Разница существенная. Уварова забрали, потому что за него некому было заступиться. За Орлова, полагаю, найдутся желающие.</w:t>
+      </w:r>
+    </w:p>
+    <w:p>
+      <w:pPr>
+        <w:spacing w:before="0" w:after="110" w:line="300" w:lineRule="auto"/>
+      </w:pPr>
+      <w:r>
+        <w:rPr>
+          <w:rFonts w:ascii="Times New Roman" w:hAnsi="Times New Roman" w:eastAsia="Malgun Gothic"/>
+          <w:b/>
+          <w:i w:val="0"/>
+          <w:sz w:val="22"/>
+        </w:rPr>
+        <w:t xml:space="preserve">Быков: </w:t>
+      </w:r>
+      <w:r>
+        <w:rPr>
+          <w:rFonts w:ascii="Times New Roman" w:hAnsi="Times New Roman" w:eastAsia="Malgun Gothic"/>
+          <w:b w:val="0"/>
+          <w:i w:val="0"/>
+          <w:sz w:val="22"/>
+        </w:rPr>
+        <w:t>Это угроза Алексею?</w:t>
+      </w:r>
+    </w:p>
+    <w:p>
+      <w:pPr>
+        <w:spacing w:before="0" w:after="110" w:line="300" w:lineRule="auto"/>
+      </w:pPr>
+      <w:r>
+        <w:rPr>
+          <w:rFonts w:ascii="Times New Roman" w:hAnsi="Times New Roman" w:eastAsia="Malgun Gothic"/>
+          <w:b/>
+          <w:i w:val="0"/>
+          <w:sz w:val="22"/>
+        </w:rPr>
+        <w:t xml:space="preserve">Крылов: </w:t>
+      </w:r>
+      <w:r>
+        <w:rPr>
+          <w:rFonts w:ascii="Times New Roman" w:hAnsi="Times New Roman" w:eastAsia="Malgun Gothic"/>
+          <w:b w:val="0"/>
+          <w:i w:val="0"/>
+          <w:sz w:val="22"/>
+        </w:rPr>
+        <w:t>Это наблюдение о том, как устроен мир, Виктор Петрович. Ничего личного.</w:t>
+      </w:r>
+    </w:p>
+    <w:p>
+      <w:pPr>
+        <w:spacing w:before="0" w:after="110" w:line="300" w:lineRule="auto"/>
+      </w:pPr>
+      <w:r>
+        <w:rPr>
+          <w:rFonts w:ascii="Times New Roman" w:hAnsi="Times New Roman" w:eastAsia="Malgun Gothic"/>
+          <w:b/>
+          <w:i w:val="0"/>
+          <w:sz w:val="22"/>
+        </w:rPr>
+        <w:t xml:space="preserve">Быков: </w:t>
+      </w:r>
+      <w:r>
+        <w:rPr>
+          <w:rFonts w:ascii="Times New Roman" w:hAnsi="Times New Roman" w:eastAsia="Malgun Gothic"/>
+          <w:b w:val="0"/>
+          <w:i w:val="0"/>
+          <w:sz w:val="22"/>
+        </w:rPr>
+        <w:t>У вас всегда всё «ничего личного», Сергей Александрович. А потом люди умирают в СИЗО от «сердечной недостаточности».</w:t>
+      </w:r>
+    </w:p>
+    <w:p>
+      <w:pPr>
+        <w:spacing w:before="0" w:after="110" w:line="300" w:lineRule="auto"/>
+      </w:pPr>
+      <w:r>
+        <w:rPr>
+          <w:rFonts w:ascii="Times New Roman" w:hAnsi="Times New Roman" w:eastAsia="Malgun Gothic"/>
+          <w:b/>
+          <w:i w:val="0"/>
+          <w:sz w:val="22"/>
+        </w:rPr>
+        <w:t xml:space="preserve">Крылов: </w:t>
+      </w:r>
+      <w:r>
+        <w:rPr>
+          <w:rFonts w:ascii="Times New Roman" w:hAnsi="Times New Roman" w:eastAsia="Malgun Gothic"/>
+          <w:b w:val="0"/>
+          <w:i/>
+          <w:color w:val="555555"/>
+          <w:sz w:val="22"/>
+        </w:rPr>
+        <w:t>(лицо каменеет)</w:t>
+      </w:r>
+      <w:r>
+        <w:rPr>
+          <w:rFonts w:ascii="Times New Roman" w:hAnsi="Times New Roman" w:eastAsia="Malgun Gothic"/>
+          <w:b w:val="0"/>
+          <w:i w:val="0"/>
+          <w:sz w:val="22"/>
+        </w:rPr>
+        <w:t xml:space="preserve"> Будьте осторожны в формулировках, Виктор Петрович. Даже старая дружба имеет пределы.</w:t>
+      </w:r>
+    </w:p>
+    <w:p>
+      <w:pPr>
+        <w:spacing w:before="0" w:after="110" w:line="300" w:lineRule="auto"/>
+      </w:pPr>
+      <w:r>
+        <w:rPr>
+          <w:rFonts w:ascii="Times New Roman" w:hAnsi="Times New Roman" w:eastAsia="Malgun Gothic"/>
+          <w:b/>
+          <w:i w:val="0"/>
+          <w:sz w:val="22"/>
+        </w:rPr>
+        <w:t xml:space="preserve">Быков: </w:t>
+      </w:r>
+      <w:r>
+        <w:rPr>
+          <w:rFonts w:ascii="Times New Roman" w:hAnsi="Times New Roman" w:eastAsia="Malgun Gothic"/>
+          <w:b w:val="0"/>
+          <w:i w:val="0"/>
+          <w:sz w:val="22"/>
+        </w:rPr>
+        <w:t>Значит, между нами и правда была дружба?</w:t>
+      </w:r>
+    </w:p>
+    <w:p>
+      <w:pPr>
+        <w:spacing w:before="0" w:after="110" w:line="300" w:lineRule="auto"/>
+      </w:pPr>
+      <w:r>
+        <w:rPr>
+          <w:rFonts w:ascii="Times New Roman" w:hAnsi="Times New Roman" w:eastAsia="Malgun Gothic"/>
+          <w:b/>
+          <w:i w:val="0"/>
+          <w:sz w:val="22"/>
+        </w:rPr>
+        <w:t xml:space="preserve">Крылов: </w:t>
+      </w:r>
+      <w:r>
+        <w:rPr>
+          <w:rFonts w:ascii="Times New Roman" w:hAnsi="Times New Roman" w:eastAsia="Malgun Gothic"/>
+          <w:b w:val="0"/>
+          <w:i w:val="0"/>
+          <w:sz w:val="22"/>
+        </w:rPr>
         <w:t>Было уважение. Не путайте эти вещи. Идите, Виктор Петрович. И подумайте над моими словами.</w:t>
+      </w:r>
+    </w:p>
+    <w:p>
+      <w:pPr>
+        <w:spacing w:before="0" w:after="110" w:line="300" w:lineRule="auto"/>
+      </w:pPr>
+      <w:r>
+        <w:rPr>
+          <w:rFonts w:ascii="Times New Roman" w:hAnsi="Times New Roman" w:eastAsia="Malgun Gothic"/>
+          <w:b/>
+          <w:i w:val="0"/>
+          <w:sz w:val="22"/>
+        </w:rPr>
+        <w:t xml:space="preserve">Быков: </w:t>
+      </w:r>
+      <w:r>
+        <w:rPr>
+          <w:rFonts w:ascii="Times New Roman" w:hAnsi="Times New Roman" w:eastAsia="Malgun Gothic"/>
+          <w:b w:val="0"/>
+          <w:i/>
+          <w:color w:val="555555"/>
+          <w:sz w:val="22"/>
+        </w:rPr>
+        <w:t>(встаёт)</w:t>
+      </w:r>
+      <w:r>
+        <w:rPr>
+          <w:rFonts w:ascii="Times New Roman" w:hAnsi="Times New Roman" w:eastAsia="Malgun Gothic"/>
+          <w:b w:val="0"/>
+          <w:i w:val="0"/>
+          <w:sz w:val="22"/>
+        </w:rPr>
+        <w:t xml:space="preserve"> Подумаю, Сергей Александрович. Я всегда думаю над вашими словами. Именно поэтому до сих пор с ними не согласен.</w:t>
+      </w:r>
+    </w:p>
+    <w:p>
+      <w:pPr>
+        <w:spacing w:before="0" w:after="110" w:line="300" w:lineRule="auto"/>
+      </w:pPr>
+      <w:r>
+        <w:rPr>
+          <w:rFonts w:ascii="Times New Roman" w:hAnsi="Times New Roman" w:eastAsia="Malgun Gothic"/>
+          <w:b/>
+          <w:i w:val="0"/>
+          <w:sz w:val="22"/>
+        </w:rPr>
+        <w:t xml:space="preserve">Крылов: </w:t>
+      </w:r>
+      <w:r>
+        <w:rPr>
+          <w:rFonts w:ascii="Times New Roman" w:hAnsi="Times New Roman" w:eastAsia="Malgun Gothic"/>
+          <w:b w:val="0"/>
+          <w:i/>
+          <w:color w:val="555555"/>
+          <w:sz w:val="22"/>
+        </w:rPr>
+        <w:t>(не поднимая глаз от бумаг)</w:t>
+      </w:r>
+      <w:r>
+        <w:rPr>
+          <w:rFonts w:ascii="Times New Roman" w:hAnsi="Times New Roman" w:eastAsia="Malgun Gothic"/>
+          <w:b w:val="0"/>
+          <w:i w:val="0"/>
+          <w:sz w:val="22"/>
+        </w:rPr>
+        <w:t xml:space="preserve"> И берегите сердце, Виктор Петрович. В нашем возрасте это уже не метафора.</w:t>
+      </w:r>
+    </w:p>
+    <w:p>
+      <w:pPr>
+        <w:spacing w:before="0" w:after="110" w:line="300" w:lineRule="auto"/>
+      </w:pPr>
+      <w:r>
+        <w:rPr>
+          <w:rFonts w:ascii="Times New Roman" w:hAnsi="Times New Roman" w:eastAsia="Malgun Gothic"/>
+          <w:b/>
+          <w:i w:val="0"/>
+          <w:sz w:val="22"/>
+        </w:rPr>
+        <w:t xml:space="preserve">Быков: </w:t>
+      </w:r>
+      <w:r>
+        <w:rPr>
+          <w:rFonts w:ascii="Times New Roman" w:hAnsi="Times New Roman" w:eastAsia="Malgun Gothic"/>
+          <w:b w:val="0"/>
+          <w:i/>
+          <w:color w:val="555555"/>
+          <w:sz w:val="22"/>
+        </w:rPr>
+        <w:t>(у двери)</w:t>
+      </w:r>
+      <w:r>
+        <w:rPr>
+          <w:rFonts w:ascii="Times New Roman" w:hAnsi="Times New Roman" w:eastAsia="Malgun Gothic"/>
+          <w:b w:val="0"/>
+          <w:i w:val="0"/>
+          <w:sz w:val="22"/>
+        </w:rPr>
+        <w:t xml:space="preserve"> Спасибо за заботу. Ваша забота всегда была лучшим диагнозом.</w:t>
       </w:r>
     </w:p>
     <w:p>
@@ -1736,7 +2416,7 @@
           <w:i w:val="0"/>
           <w:sz w:val="22"/>
         </w:rPr>
-        <w:t>Вы с ним спорили?</w:t>
+        <w:t>А про Уварова он что-нибудь сказал?</w:t>
       </w:r>
     </w:p>
     <w:p>
@@ -1759,7 +2439,7 @@
           <w:i w:val="0"/>
           <w:sz w:val="22"/>
         </w:rPr>
-        <w:t>Целый час. Знаешь, в чём ирония? Однофамилец баснописца. А у баснописца Крылова есть «Кот и Повар»: повар читает коту мораль, а «Васька слушает да ест». Вот и я сегодня час читал мораль генералу.</w:t>
+        <w:t>Сказал, что Литвинов — не Уваров. Что у Уварова не было друзей наверху, а у Литвинова есть. Как будто это что-то объясняет.</w:t>
       </w:r>
     </w:p>
     <w:p>
@@ -1782,7 +2462,7 @@
           <w:i w:val="0"/>
           <w:sz w:val="22"/>
         </w:rPr>
-        <w:t>А он слушал да ел.</w:t>
+        <w:t>А разве не объясняет?</w:t>
       </w:r>
     </w:p>
     <w:p>
@@ -1805,7 +2485,7 @@
           <w:i w:val="0"/>
           <w:sz w:val="22"/>
         </w:rPr>
-        <w:t>Слушал. И ел. Но на одной фразе — про СИЗО и «сердечную недостаточность» — перестал жевать.</w:t>
+        <w:t>Объясняет, почему сильные побеждают. Но не объясняет, почему они правы.</w:t>
       </w:r>
     </w:p>
     <w:p>
@@ -1828,7 +2508,7 @@
           <w:i w:val="0"/>
           <w:sz w:val="22"/>
         </w:rPr>
-        <w:t>И какой вывод вы сделали?</w:t>
+        <w:t>Вы с ним спорили?</w:t>
       </w:r>
     </w:p>
     <w:p>
@@ -1851,7 +2531,7 @@
           <w:i w:val="0"/>
           <w:sz w:val="22"/>
         </w:rPr>
-        <w:t>Что мы на верном пути. Крылов не тратит время на дела, которые ничего не значат.</w:t>
+        <w:t>Целый час. Знаешь, в чём ирония? Однофамилец баснописца. А у баснописца Крылова есть «Кот и Повар»: повар читает коту мораль, а «Васька слушает да ест». Вот и я сегодня час читал мораль генералу.</w:t>
       </w:r>
     </w:p>
     <w:p>
@@ -1874,7 +2554,7 @@
           <w:i w:val="0"/>
           <w:sz w:val="22"/>
         </w:rPr>
-        <w:t>А если он прав? Если нам действительно грозит опасность?</w:t>
+        <w:t>А он слушал да ел.</w:t>
       </w:r>
     </w:p>
     <w:p>
@@ -1897,7 +2577,191 @@
           <w:i w:val="0"/>
           <w:sz w:val="22"/>
         </w:rPr>
+        <w:t>Слушал. И ел. Но на одной фразе — про СИЗО и «сердечную недостаточность» — перестал жевать.</w:t>
+      </w:r>
+    </w:p>
+    <w:p>
+      <w:pPr>
+        <w:spacing w:before="0" w:after="110" w:line="300" w:lineRule="auto"/>
+      </w:pPr>
+      <w:r>
+        <w:rPr>
+          <w:rFonts w:ascii="Times New Roman" w:hAnsi="Times New Roman" w:eastAsia="Malgun Gothic"/>
+          <w:b/>
+          <w:i w:val="0"/>
+          <w:sz w:val="22"/>
+        </w:rPr>
+        <w:t xml:space="preserve">Лёша: </w:t>
+      </w:r>
+      <w:r>
+        <w:rPr>
+          <w:rFonts w:ascii="Times New Roman" w:hAnsi="Times New Roman" w:eastAsia="Malgun Gothic"/>
+          <w:b w:val="0"/>
+          <w:i w:val="0"/>
+          <w:sz w:val="22"/>
+        </w:rPr>
+        <w:t>И какой вывод вы сделали?</w:t>
+      </w:r>
+    </w:p>
+    <w:p>
+      <w:pPr>
+        <w:spacing w:before="0" w:after="110" w:line="300" w:lineRule="auto"/>
+      </w:pPr>
+      <w:r>
+        <w:rPr>
+          <w:rFonts w:ascii="Times New Roman" w:hAnsi="Times New Roman" w:eastAsia="Malgun Gothic"/>
+          <w:b/>
+          <w:i w:val="0"/>
+          <w:sz w:val="22"/>
+        </w:rPr>
+        <w:t xml:space="preserve">Быков: </w:t>
+      </w:r>
+      <w:r>
+        <w:rPr>
+          <w:rFonts w:ascii="Times New Roman" w:hAnsi="Times New Roman" w:eastAsia="Malgun Gothic"/>
+          <w:b w:val="0"/>
+          <w:i w:val="0"/>
+          <w:sz w:val="22"/>
+        </w:rPr>
+        <w:t>Что мы на верном пути. Крылов не тратит время на дела, которые ничего не значат.</w:t>
+      </w:r>
+    </w:p>
+    <w:p>
+      <w:pPr>
+        <w:spacing w:before="0" w:after="110" w:line="300" w:lineRule="auto"/>
+      </w:pPr>
+      <w:r>
+        <w:rPr>
+          <w:rFonts w:ascii="Times New Roman" w:hAnsi="Times New Roman" w:eastAsia="Malgun Gothic"/>
+          <w:b/>
+          <w:i w:val="0"/>
+          <w:sz w:val="22"/>
+        </w:rPr>
+        <w:t xml:space="preserve">Лёша: </w:t>
+      </w:r>
+      <w:r>
+        <w:rPr>
+          <w:rFonts w:ascii="Times New Roman" w:hAnsi="Times New Roman" w:eastAsia="Malgun Gothic"/>
+          <w:b w:val="0"/>
+          <w:i w:val="0"/>
+          <w:sz w:val="22"/>
+        </w:rPr>
+        <w:t>А если он прав? Если нам действительно грозит опасность?</w:t>
+      </w:r>
+    </w:p>
+    <w:p>
+      <w:pPr>
+        <w:spacing w:before="0" w:after="110" w:line="300" w:lineRule="auto"/>
+      </w:pPr>
+      <w:r>
+        <w:rPr>
+          <w:rFonts w:ascii="Times New Roman" w:hAnsi="Times New Roman" w:eastAsia="Malgun Gothic"/>
+          <w:b/>
+          <w:i w:val="0"/>
+          <w:sz w:val="22"/>
+        </w:rPr>
+        <w:t xml:space="preserve">Быков: </w:t>
+      </w:r>
+      <w:r>
+        <w:rPr>
+          <w:rFonts w:ascii="Times New Roman" w:hAnsi="Times New Roman" w:eastAsia="Malgun Gothic"/>
+          <w:b w:val="0"/>
+          <w:i w:val="0"/>
+          <w:sz w:val="22"/>
+        </w:rPr>
         <w:t>Опасность нам грозила с первого дня, Алексей. Просто сегодня она получила имя и звание генерала.</w:t>
+      </w:r>
+    </w:p>
+    <w:p>
+      <w:pPr>
+        <w:spacing w:before="0" w:after="110" w:line="300" w:lineRule="auto"/>
+      </w:pPr>
+      <w:r>
+        <w:rPr>
+          <w:rFonts w:ascii="Times New Roman" w:hAnsi="Times New Roman" w:eastAsia="Malgun Gothic"/>
+          <w:b/>
+          <w:i w:val="0"/>
+          <w:sz w:val="22"/>
+        </w:rPr>
+        <w:t xml:space="preserve">Лёша: </w:t>
+      </w:r>
+      <w:r>
+        <w:rPr>
+          <w:rFonts w:ascii="Times New Roman" w:hAnsi="Times New Roman" w:eastAsia="Malgun Gothic"/>
+          <w:b w:val="0"/>
+          <w:i w:val="0"/>
+          <w:sz w:val="22"/>
+        </w:rPr>
+        <w:t>Что мы скажем Дарье? И Ольге?</w:t>
+      </w:r>
+    </w:p>
+    <w:p>
+      <w:pPr>
+        <w:spacing w:before="0" w:after="110" w:line="300" w:lineRule="auto"/>
+      </w:pPr>
+      <w:r>
+        <w:rPr>
+          <w:rFonts w:ascii="Times New Roman" w:hAnsi="Times New Roman" w:eastAsia="Malgun Gothic"/>
+          <w:b/>
+          <w:i w:val="0"/>
+          <w:sz w:val="22"/>
+        </w:rPr>
+        <w:t xml:space="preserve">Быков: </w:t>
+      </w:r>
+      <w:r>
+        <w:rPr>
+          <w:rFonts w:ascii="Times New Roman" w:hAnsi="Times New Roman" w:eastAsia="Malgun Gothic"/>
+          <w:b w:val="0"/>
+          <w:i w:val="0"/>
+          <w:sz w:val="22"/>
+        </w:rPr>
+        <w:t>Правду. Что к нам приходили, что меня вызывали и что мы продолжаем. Пусть сами решают, насколько близко им теперь стоять рядом с нами.</w:t>
+      </w:r>
+    </w:p>
+    <w:p>
+      <w:pPr>
+        <w:spacing w:before="0" w:after="110" w:line="300" w:lineRule="auto"/>
+      </w:pPr>
+      <w:r>
+        <w:rPr>
+          <w:rFonts w:ascii="Times New Roman" w:hAnsi="Times New Roman" w:eastAsia="Malgun Gothic"/>
+          <w:b/>
+          <w:i w:val="0"/>
+          <w:sz w:val="22"/>
+        </w:rPr>
+        <w:t xml:space="preserve">Лёша: </w:t>
+      </w:r>
+      <w:r>
+        <w:rPr>
+          <w:rFonts w:ascii="Times New Roman" w:hAnsi="Times New Roman" w:eastAsia="Malgun Gothic"/>
+          <w:b w:val="0"/>
+          <w:i w:val="0"/>
+          <w:sz w:val="22"/>
+        </w:rPr>
+        <w:t>Они не отступят.</w:t>
+      </w:r>
+    </w:p>
+    <w:p>
+      <w:pPr>
+        <w:spacing w:before="0" w:after="110" w:line="300" w:lineRule="auto"/>
+      </w:pPr>
+      <w:r>
+        <w:rPr>
+          <w:rFonts w:ascii="Times New Roman" w:hAnsi="Times New Roman" w:eastAsia="Malgun Gothic"/>
+          <w:b/>
+          <w:i w:val="0"/>
+          <w:sz w:val="22"/>
+        </w:rPr>
+        <w:t xml:space="preserve">Быков: </w:t>
+      </w:r>
+      <w:r>
+        <w:rPr>
+          <w:rFonts w:ascii="Times New Roman" w:hAnsi="Times New Roman" w:eastAsia="Malgun Gothic"/>
+          <w:b w:val="0"/>
+          <w:i w:val="0"/>
+          <w:sz w:val="22"/>
+        </w:rPr>
+        <w:t>Знаю. Потому и нужно сказать — чтобы не шли вперёд вслепую.</w:t>
       </w:r>
     </w:p>
     <w:p>
@@ -1992,7 +2856,7 @@
           <w:i w:val="0"/>
           <w:sz w:val="22"/>
         </w:rPr>
-        <w:t>Думаете, у нас будет похожий конец?</w:t>
+        <w:t>Каким он был?</w:t>
       </w:r>
     </w:p>
     <w:p>
@@ -2015,7 +2879,7 @@
           <w:i w:val="0"/>
           <w:sz w:val="22"/>
         </w:rPr>
-        <w:t>Не знаю, Алексей. Знаю только, что если мы остановимся сейчас из страха перед Крыловым, то всё, что мы уже сделали — для Сафроновой, для Ольховки, для чолканов, — потеряет смысл.</w:t>
+        <w:t>Упрямым. Смешным. Всю зиму ходил в одном свитере и цитировал сопромат, как стихи. Верил, что если правильно посчитать, бетон не соврёт. Бетон и не соврал. Соврали люди.</w:t>
       </w:r>
     </w:p>
     <w:p>
@@ -2038,7 +2902,7 @@
           <w:i w:val="0"/>
           <w:sz w:val="22"/>
         </w:rPr>
-        <w:t>Тогда не останавливаемся.</w:t>
+        <w:t>Думаете, у нас будет похожий конец?</w:t>
       </w:r>
     </w:p>
     <w:p>
@@ -2061,7 +2925,210 @@
           <w:i w:val="0"/>
           <w:sz w:val="22"/>
         </w:rPr>
+        <w:t>Не знаю, Алексей. Знаю только, что если мы остановимся сейчас из страха перед Крыловым, то всё, что мы уже сделали — для Сафроновой, для Ольховки, для чолканов, — потеряет смысл.</w:t>
+      </w:r>
+    </w:p>
+    <w:p>
+      <w:pPr>
+        <w:spacing w:before="0" w:after="110" w:line="300" w:lineRule="auto"/>
+      </w:pPr>
+      <w:r>
+        <w:rPr>
+          <w:rFonts w:ascii="Times New Roman" w:hAnsi="Times New Roman" w:eastAsia="Malgun Gothic"/>
+          <w:b/>
+          <w:i w:val="0"/>
+          <w:sz w:val="22"/>
+        </w:rPr>
+        <w:t xml:space="preserve">Лёша: </w:t>
+      </w:r>
+      <w:r>
+        <w:rPr>
+          <w:rFonts w:ascii="Times New Roman" w:hAnsi="Times New Roman" w:eastAsia="Malgun Gothic"/>
+          <w:b w:val="0"/>
+          <w:i w:val="0"/>
+          <w:sz w:val="22"/>
+        </w:rPr>
+        <w:t>Тогда не останавливаемся.</w:t>
+      </w:r>
+    </w:p>
+    <w:p>
+      <w:pPr>
+        <w:spacing w:before="0" w:after="110" w:line="300" w:lineRule="auto"/>
+      </w:pPr>
+      <w:r>
+        <w:rPr>
+          <w:rFonts w:ascii="Times New Roman" w:hAnsi="Times New Roman" w:eastAsia="Malgun Gothic"/>
+          <w:b/>
+          <w:i w:val="0"/>
+          <w:sz w:val="22"/>
+        </w:rPr>
+        <w:t xml:space="preserve">Быков: </w:t>
+      </w:r>
+      <w:r>
+        <w:rPr>
+          <w:rFonts w:ascii="Times New Roman" w:hAnsi="Times New Roman" w:eastAsia="Malgun Gothic"/>
+          <w:b w:val="0"/>
+          <w:i w:val="0"/>
+          <w:sz w:val="22"/>
+        </w:rPr>
         <w:t>Не останавливаемся. Но с сегодняшнего дня — вдвое осторожнее.</w:t>
+      </w:r>
+    </w:p>
+    <w:p>
+      <w:pPr>
+        <w:spacing w:before="0" w:after="110" w:line="300" w:lineRule="auto"/>
+      </w:pPr>
+      <w:r>
+        <w:rPr>
+          <w:rFonts w:ascii="Times New Roman" w:hAnsi="Times New Roman" w:eastAsia="Malgun Gothic"/>
+          <w:b/>
+          <w:i w:val="0"/>
+          <w:sz w:val="22"/>
+        </w:rPr>
+        <w:t xml:space="preserve">Лёша: </w:t>
+      </w:r>
+      <w:r>
+        <w:rPr>
+          <w:rFonts w:ascii="Times New Roman" w:hAnsi="Times New Roman" w:eastAsia="Malgun Gothic"/>
+          <w:b w:val="0"/>
+          <w:i w:val="0"/>
+          <w:sz w:val="22"/>
+        </w:rPr>
+        <w:t>Что это значит на практике?</w:t>
+      </w:r>
+    </w:p>
+    <w:p>
+      <w:pPr>
+        <w:spacing w:before="0" w:after="110" w:line="300" w:lineRule="auto"/>
+      </w:pPr>
+      <w:r>
+        <w:rPr>
+          <w:rFonts w:ascii="Times New Roman" w:hAnsi="Times New Roman" w:eastAsia="Malgun Gothic"/>
+          <w:b/>
+          <w:i w:val="0"/>
+          <w:sz w:val="22"/>
+        </w:rPr>
+        <w:t xml:space="preserve">Быков: </w:t>
+      </w:r>
+      <w:r>
+        <w:rPr>
+          <w:rFonts w:ascii="Times New Roman" w:hAnsi="Times New Roman" w:eastAsia="Malgun Gothic"/>
+          <w:b w:val="0"/>
+          <w:i w:val="0"/>
+          <w:sz w:val="22"/>
+        </w:rPr>
+        <w:t>Не оставлять документы в бюро на ночь. Не говорить о свидетелях по телефону. И не ходить одному по вечерам, Алексей. Ни тебе, ни мне.</w:t>
+      </w:r>
+    </w:p>
+    <w:p>
+      <w:pPr>
+        <w:spacing w:before="0" w:after="110" w:line="300" w:lineRule="auto"/>
+      </w:pPr>
+      <w:r>
+        <w:rPr>
+          <w:rFonts w:ascii="Times New Roman" w:hAnsi="Times New Roman" w:eastAsia="Malgun Gothic"/>
+          <w:b/>
+          <w:i w:val="0"/>
+          <w:sz w:val="22"/>
+        </w:rPr>
+        <w:t xml:space="preserve">Лёша: </w:t>
+      </w:r>
+      <w:r>
+        <w:rPr>
+          <w:rFonts w:ascii="Times New Roman" w:hAnsi="Times New Roman" w:eastAsia="Malgun Gothic"/>
+          <w:b w:val="0"/>
+          <w:i w:val="0"/>
+          <w:sz w:val="22"/>
+        </w:rPr>
+        <w:t>А Семён Иванович?</w:t>
+      </w:r>
+    </w:p>
+    <w:p>
+      <w:pPr>
+        <w:spacing w:before="0" w:after="110" w:line="300" w:lineRule="auto"/>
+      </w:pPr>
+      <w:r>
+        <w:rPr>
+          <w:rFonts w:ascii="Times New Roman" w:hAnsi="Times New Roman" w:eastAsia="Malgun Gothic"/>
+          <w:b/>
+          <w:i w:val="0"/>
+          <w:sz w:val="22"/>
+        </w:rPr>
+        <w:t xml:space="preserve">Быков: </w:t>
+      </w:r>
+      <w:r>
+        <w:rPr>
+          <w:rFonts w:ascii="Times New Roman" w:hAnsi="Times New Roman" w:eastAsia="Malgun Gothic"/>
+          <w:b w:val="0"/>
+          <w:i w:val="0"/>
+          <w:sz w:val="22"/>
+        </w:rPr>
+        <w:t>Семёна — в первую очередь. Съезди к нему завтра, просто так, без дела. Пусть соседи видят, что к нему ходят не только люди в штатском.</w:t>
+      </w:r>
+    </w:p>
+    <w:p>
+      <w:pPr>
+        <w:spacing w:before="0" w:after="110" w:line="300" w:lineRule="auto"/>
+      </w:pPr>
+      <w:r>
+        <w:rPr>
+          <w:rFonts w:ascii="Times New Roman" w:hAnsi="Times New Roman" w:eastAsia="Malgun Gothic"/>
+          <w:b/>
+          <w:i w:val="0"/>
+          <w:sz w:val="22"/>
+        </w:rPr>
+        <w:t xml:space="preserve">Лёша: </w:t>
+      </w:r>
+      <w:r>
+        <w:rPr>
+          <w:rFonts w:ascii="Times New Roman" w:hAnsi="Times New Roman" w:eastAsia="Malgun Gothic"/>
+          <w:b w:val="0"/>
+          <w:i w:val="0"/>
+          <w:sz w:val="22"/>
+        </w:rPr>
+        <w:t>Хорошо. А вы?</w:t>
+      </w:r>
+    </w:p>
+    <w:p>
+      <w:pPr>
+        <w:spacing w:before="0" w:after="110" w:line="300" w:lineRule="auto"/>
+      </w:pPr>
+      <w:r>
+        <w:rPr>
+          <w:rFonts w:ascii="Times New Roman" w:hAnsi="Times New Roman" w:eastAsia="Malgun Gothic"/>
+          <w:b/>
+          <w:i w:val="0"/>
+          <w:sz w:val="22"/>
+        </w:rPr>
+        <w:t xml:space="preserve">Быков: </w:t>
+      </w:r>
+      <w:r>
+        <w:rPr>
+          <w:rFonts w:ascii="Times New Roman" w:hAnsi="Times New Roman" w:eastAsia="Malgun Gothic"/>
+          <w:b w:val="0"/>
+          <w:i w:val="0"/>
+          <w:sz w:val="22"/>
+        </w:rPr>
+        <w:t xml:space="preserve">А я, как обещал Крылову, подумаю над его словами. </w:t>
+      </w:r>
+      <w:r>
+        <w:rPr>
+          <w:rFonts w:ascii="Times New Roman" w:hAnsi="Times New Roman" w:eastAsia="Malgun Gothic"/>
+          <w:b w:val="0"/>
+          <w:i/>
+          <w:color w:val="555555"/>
+          <w:sz w:val="22"/>
+        </w:rPr>
+        <w:t>(усмехается)</w:t>
+      </w:r>
+      <w:r>
+        <w:rPr>
+          <w:rFonts w:ascii="Times New Roman" w:hAnsi="Times New Roman" w:eastAsia="Malgun Gothic"/>
+          <w:b w:val="0"/>
+          <w:i w:val="0"/>
+          <w:sz w:val="22"/>
+        </w:rPr>
+        <w:t xml:space="preserve"> Минуты три. Потом сяду за бумаги по «Новтексу».</w:t>
       </w:r>
     </w:p>
     <w:p>

--- a/러시아 인권변호사/1부/1부_8화_크릴로프의_그림자.docx
+++ b/러시아 인권변호사/1부/1부_8화_크릴로프의_그림자.docx
@@ -3167,7 +3167,7 @@
           <w:i w:val="0"/>
           <w:sz w:val="22"/>
         </w:rPr>
-        <w:t xml:space="preserve"> — 이반 카라마조프가 지어낸 대심문관이 인간을 다스리는 세 가지 힘으로 꼽은 말. 장면 5에서 크릴로프가 “사람들에게 필요한 것은 진실이 아니라 기적, 신비, 권위”라며 자신의 통치관을 드러낸다. 비코프는 “대심문관은 마지막에 입맞춤을 받고 죄수를 풀어 주었다, 거기까지 읽었나”라고 되받아, 권력자 안에 남은 양심의 가능성(2부 7화 크릴로프의 인간적 면모)을 건드린다.</w:t>
+        <w:t xml:space="preserve"> — 한국어 해설: 이반 카라마조프가 지어낸 대심문관이 인간을 다스리는 세 가지 힘으로 꼽은 말. 장면 5에서 크릴로프가 “사람들에게 필요한 것은 진실이 아니라 기적, 신비, 권위”라며 자신의 통치관을 드러낸다. 비코프는 “대심문관은 마지막에 입맞춤을 받고 죄수를 풀어 주었다, 거기까지 읽었나”라고 되받아, 권력자 안에 남은 양심의 가능성(2부 7화 크릴로프의 인간적 면모)을 건드린다.</w:t>
       </w:r>
     </w:p>
     <w:p>
@@ -3190,7 +3190,7 @@
           <w:i w:val="0"/>
           <w:sz w:val="22"/>
         </w:rPr>
-        <w:t xml:space="preserve"> — 장면 6에서 비코프가 우화 작가와 성이 같은 크릴로프 장군과의 면담을 요약하며 인용한다. 아무리 도덕을 설파해도 권력은 듣기만 하고 제 할 일을 계속한다는 뜻. 단, “СИЗО의 심부전” 한마디에 그가 “씹기를 멈췄다”는 관찰이 9~11화 비코프의 운명을 예고한다.</w:t>
+        <w:t xml:space="preserve"> — 한국어 해설: 장면 6에서 비코프가 우화 작가와 성이 같은 크릴로프 장군과의 면담을 요약하며 인용한다. 아무리 도덕을 설파해도 권력은 듣기만 하고 제 할 일을 계속한다는 뜻. 단, “СИЗО의 심부전” 한마디에 그가 “씹기를 멈췄다”는 관찰이 9~11화 비코프의 운명을 예고한다.</w:t>
       </w:r>
     </w:p>
     <w:p>
